--- a/Security Document.docx
+++ b/Security Document.docx
@@ -1912,14 +1912,6 @@
     </w:p>
     <w:p>
       <w:pPr>
-        <w:jc w:val="both"/>
-        <w:rPr>
-          <w:rFonts w:ascii="Times New Roman" w:hAnsi="Times New Roman" w:cs="Times New Roman"/>
-        </w:rPr>
-      </w:pPr>
-    </w:p>
-    <w:p>
-      <w:pPr>
         <w:pStyle w:val="Heading2"/>
         <w:jc w:val="both"/>
         <w:rPr>
@@ -1931,6 +1923,7 @@
         <w:rPr>
           <w:rFonts w:ascii="Times New Roman" w:hAnsi="Times New Roman" w:cs="Times New Roman"/>
         </w:rPr>
+        <w:lastRenderedPageBreak/>
         <w:t>AO3:2021: Injection</w:t>
       </w:r>
       <w:bookmarkEnd w:id="5"/>
@@ -2379,6 +2372,25 @@
           <w:rFonts w:ascii="Times New Roman" w:hAnsi="Times New Roman" w:cs="Times New Roman"/>
         </w:rPr>
         <w:t>Razor auto HTML encoding to prevent XSS by default.</w:t>
+      </w:r>
+    </w:p>
+    <w:p>
+      <w:pPr>
+        <w:pStyle w:val="ListParagraph"/>
+        <w:numPr>
+          <w:ilvl w:val="0"/>
+          <w:numId w:val="6"/>
+        </w:numPr>
+        <w:jc w:val="both"/>
+        <w:rPr>
+          <w:rFonts w:ascii="Times New Roman" w:hAnsi="Times New Roman" w:cs="Times New Roman"/>
+        </w:rPr>
+      </w:pPr>
+      <w:r>
+        <w:rPr>
+          <w:rFonts w:ascii="Times New Roman" w:hAnsi="Times New Roman" w:cs="Times New Roman"/>
+        </w:rPr>
+        <w:t xml:space="preserve">Input validation: Names/Genres can only have letters/hyphens, IDs can only be numbers, etc. </w:t>
       </w:r>
     </w:p>
     <w:p>
